--- a/report.docx
+++ b/report.docx
@@ -11,7 +11,7 @@
           <w:rFonts w:ascii="Calibri" w:hAnsi="Calibri" w:eastAsia="黑体"/>
           <w:b/>
           <w:color w:val="0F172A"/>
-          <w:sz w:val="36"/>
+          <w:sz w:val="32"/>
         </w:rPr>
         <w:t>Lab2：高效大模型后训练流水线实验报告</w:t>
       </w:r>
@@ -204,7 +204,7 @@
                 <w:rFonts w:ascii="Calibri" w:hAnsi="Calibri" w:eastAsia="宋体"/>
                 <w:b/>
                 <w:color w:val="FFFFFF"/>
-                <w:sz w:val="17"/>
+                <w:sz w:val="21"/>
               </w:rPr>
             </w:r>
             <w:r>
@@ -212,7 +212,7 @@
                 <w:rFonts w:ascii="Calibri" w:hAnsi="Calibri" w:eastAsia="宋体"/>
                 <w:b/>
                 <w:color w:val="FFFFFF"/>
-                <w:sz w:val="17"/>
+                <w:sz w:val="21"/>
               </w:rPr>
               <w:t>项目</w:t>
             </w:r>
@@ -229,7 +229,7 @@
                 <w:rFonts w:ascii="Calibri" w:hAnsi="Calibri" w:eastAsia="宋体"/>
                 <w:b/>
                 <w:color w:val="FFFFFF"/>
-                <w:sz w:val="17"/>
+                <w:sz w:val="21"/>
               </w:rPr>
             </w:r>
             <w:r>
@@ -237,7 +237,7 @@
                 <w:rFonts w:ascii="Calibri" w:hAnsi="Calibri" w:eastAsia="宋体"/>
                 <w:b/>
                 <w:color w:val="FFFFFF"/>
-                <w:sz w:val="17"/>
+                <w:sz w:val="21"/>
               </w:rPr>
               <w:t>配置</w:t>
             </w:r>
@@ -253,13 +253,13 @@
             <w:r>
               <w:rPr>
                 <w:rFonts w:ascii="Calibri" w:hAnsi="Calibri" w:eastAsia="宋体"/>
-                <w:sz w:val="17"/>
+                <w:sz w:val="21"/>
               </w:rPr>
             </w:r>
             <w:r>
               <w:rPr>
                 <w:rFonts w:ascii="Calibri" w:hAnsi="Calibri" w:eastAsia="宋体"/>
-                <w:sz w:val="17"/>
+                <w:sz w:val="21"/>
               </w:rPr>
               <w:t>基础模型</w:t>
             </w:r>
@@ -273,13 +273,13 @@
             <w:r>
               <w:rPr>
                 <w:rFonts w:ascii="Calibri" w:hAnsi="Calibri" w:eastAsia="宋体"/>
-                <w:sz w:val="17"/>
+                <w:sz w:val="21"/>
               </w:rPr>
             </w:r>
             <w:r>
               <w:rPr>
                 <w:rFonts w:ascii="Calibri" w:hAnsi="Calibri" w:eastAsia="宋体"/>
-                <w:sz w:val="17"/>
+                <w:sz w:val="21"/>
               </w:rPr>
               <w:t>Qwen/Qwen2.5-0.5B-Instruct</w:t>
             </w:r>
@@ -295,13 +295,13 @@
             <w:r>
               <w:rPr>
                 <w:rFonts w:ascii="Calibri" w:hAnsi="Calibri" w:eastAsia="宋体"/>
-                <w:sz w:val="17"/>
+                <w:sz w:val="21"/>
               </w:rPr>
             </w:r>
             <w:r>
               <w:rPr>
                 <w:rFonts w:ascii="Calibri" w:hAnsi="Calibri" w:eastAsia="宋体"/>
-                <w:sz w:val="17"/>
+                <w:sz w:val="21"/>
               </w:rPr>
               <w:t>数据集</w:t>
             </w:r>
@@ -315,13 +315,13 @@
             <w:r>
               <w:rPr>
                 <w:rFonts w:ascii="Calibri" w:hAnsi="Calibri" w:eastAsia="宋体"/>
-                <w:sz w:val="17"/>
+                <w:sz w:val="21"/>
               </w:rPr>
             </w:r>
             <w:r>
               <w:rPr>
                 <w:rFonts w:ascii="Calibri" w:hAnsi="Calibri" w:eastAsia="宋体"/>
-                <w:sz w:val="17"/>
+                <w:sz w:val="21"/>
               </w:rPr>
               <w:t>xinlai/Math-Step-DPO-10K</w:t>
             </w:r>
@@ -337,13 +337,13 @@
             <w:r>
               <w:rPr>
                 <w:rFonts w:ascii="Calibri" w:hAnsi="Calibri" w:eastAsia="宋体"/>
-                <w:sz w:val="17"/>
+                <w:sz w:val="21"/>
               </w:rPr>
             </w:r>
             <w:r>
               <w:rPr>
                 <w:rFonts w:ascii="Calibri" w:hAnsi="Calibri" w:eastAsia="宋体"/>
-                <w:sz w:val="17"/>
+                <w:sz w:val="21"/>
               </w:rPr>
               <w:t>SFT 数据</w:t>
             </w:r>
@@ -357,13 +357,13 @@
             <w:r>
               <w:rPr>
                 <w:rFonts w:ascii="Calibri" w:hAnsi="Calibri" w:eastAsia="宋体"/>
-                <w:sz w:val="17"/>
+                <w:sz w:val="21"/>
               </w:rPr>
             </w:r>
             <w:r>
               <w:rPr>
                 <w:rFonts w:ascii="Calibri" w:hAnsi="Calibri" w:eastAsia="宋体"/>
-                <w:sz w:val="17"/>
+                <w:sz w:val="21"/>
               </w:rPr>
               <w:t>prompt -&gt; chosen</w:t>
             </w:r>
@@ -379,13 +379,13 @@
             <w:r>
               <w:rPr>
                 <w:rFonts w:ascii="Calibri" w:hAnsi="Calibri" w:eastAsia="宋体"/>
-                <w:sz w:val="17"/>
+                <w:sz w:val="21"/>
               </w:rPr>
             </w:r>
             <w:r>
               <w:rPr>
                 <w:rFonts w:ascii="Calibri" w:hAnsi="Calibri" w:eastAsia="宋体"/>
-                <w:sz w:val="17"/>
+                <w:sz w:val="21"/>
               </w:rPr>
               <w:t>DPO 数据</w:t>
             </w:r>
@@ -399,13 +399,13 @@
             <w:r>
               <w:rPr>
                 <w:rFonts w:ascii="Calibri" w:hAnsi="Calibri" w:eastAsia="宋体"/>
-                <w:sz w:val="17"/>
+                <w:sz w:val="21"/>
               </w:rPr>
             </w:r>
             <w:r>
               <w:rPr>
                 <w:rFonts w:ascii="Calibri" w:hAnsi="Calibri" w:eastAsia="宋体"/>
-                <w:sz w:val="17"/>
+                <w:sz w:val="21"/>
               </w:rPr>
               <w:t>prompt + chosen + rejected</w:t>
             </w:r>
@@ -421,13 +421,13 @@
             <w:r>
               <w:rPr>
                 <w:rFonts w:ascii="Calibri" w:hAnsi="Calibri" w:eastAsia="宋体"/>
-                <w:sz w:val="17"/>
+                <w:sz w:val="21"/>
               </w:rPr>
             </w:r>
             <w:r>
               <w:rPr>
                 <w:rFonts w:ascii="Calibri" w:hAnsi="Calibri" w:eastAsia="宋体"/>
-                <w:sz w:val="17"/>
+                <w:sz w:val="21"/>
               </w:rPr>
               <w:t>SFT 样本数</w:t>
             </w:r>
@@ -441,13 +441,13 @@
             <w:r>
               <w:rPr>
                 <w:rFonts w:ascii="Calibri" w:hAnsi="Calibri" w:eastAsia="宋体"/>
-                <w:sz w:val="17"/>
+                <w:sz w:val="21"/>
               </w:rPr>
             </w:r>
             <w:r>
               <w:rPr>
                 <w:rFonts w:ascii="Calibri" w:hAnsi="Calibri" w:eastAsia="宋体"/>
-                <w:sz w:val="17"/>
+                <w:sz w:val="21"/>
               </w:rPr>
               <w:t>300</w:t>
             </w:r>
@@ -463,13 +463,13 @@
             <w:r>
               <w:rPr>
                 <w:rFonts w:ascii="Calibri" w:hAnsi="Calibri" w:eastAsia="宋体"/>
-                <w:sz w:val="17"/>
+                <w:sz w:val="21"/>
               </w:rPr>
             </w:r>
             <w:r>
               <w:rPr>
                 <w:rFonts w:ascii="Calibri" w:hAnsi="Calibri" w:eastAsia="宋体"/>
-                <w:sz w:val="17"/>
+                <w:sz w:val="21"/>
               </w:rPr>
               <w:t>DPO 样本数</w:t>
             </w:r>
@@ -483,13 +483,13 @@
             <w:r>
               <w:rPr>
                 <w:rFonts w:ascii="Calibri" w:hAnsi="Calibri" w:eastAsia="宋体"/>
-                <w:sz w:val="17"/>
+                <w:sz w:val="21"/>
               </w:rPr>
             </w:r>
             <w:r>
               <w:rPr>
                 <w:rFonts w:ascii="Calibri" w:hAnsi="Calibri" w:eastAsia="宋体"/>
-                <w:sz w:val="17"/>
+                <w:sz w:val="21"/>
               </w:rPr>
               <w:t>100 pairs</w:t>
             </w:r>
@@ -505,13 +505,13 @@
             <w:r>
               <w:rPr>
                 <w:rFonts w:ascii="Calibri" w:hAnsi="Calibri" w:eastAsia="宋体"/>
-                <w:sz w:val="17"/>
+                <w:sz w:val="21"/>
               </w:rPr>
             </w:r>
             <w:r>
               <w:rPr>
                 <w:rFonts w:ascii="Calibri" w:hAnsi="Calibri" w:eastAsia="宋体"/>
-                <w:sz w:val="17"/>
+                <w:sz w:val="21"/>
               </w:rPr>
               <w:t>GPU</w:t>
             </w:r>
@@ -525,13 +525,13 @@
             <w:r>
               <w:rPr>
                 <w:rFonts w:ascii="Calibri" w:hAnsi="Calibri" w:eastAsia="宋体"/>
-                <w:sz w:val="17"/>
+                <w:sz w:val="21"/>
               </w:rPr>
             </w:r>
             <w:r>
               <w:rPr>
                 <w:rFonts w:ascii="Calibri" w:hAnsi="Calibri" w:eastAsia="宋体"/>
-                <w:sz w:val="17"/>
+                <w:sz w:val="21"/>
               </w:rPr>
               <w:t>RTX 4090D 24GB</w:t>
             </w:r>
@@ -547,13 +547,13 @@
             <w:r>
               <w:rPr>
                 <w:rFonts w:ascii="Calibri" w:hAnsi="Calibri" w:eastAsia="宋体"/>
-                <w:sz w:val="17"/>
+                <w:sz w:val="21"/>
               </w:rPr>
             </w:r>
             <w:r>
               <w:rPr>
                 <w:rFonts w:ascii="Calibri" w:hAnsi="Calibri" w:eastAsia="宋体"/>
-                <w:sz w:val="17"/>
+                <w:sz w:val="21"/>
               </w:rPr>
               <w:t>LoRA 注入位置</w:t>
             </w:r>
@@ -567,27 +567,27 @@
             <w:r>
               <w:rPr>
                 <w:rFonts w:ascii="Calibri" w:hAnsi="Calibri" w:eastAsia="宋体"/>
-                <w:sz w:val="17"/>
+                <w:sz w:val="21"/>
               </w:rPr>
             </w:r>
             <w:r>
               <w:rPr>
                 <w:rFonts w:ascii="Calibri" w:hAnsi="Calibri" w:eastAsia="宋体"/>
-                <w:sz w:val="17"/>
+                <w:sz w:val="21"/>
               </w:rPr>
               <w:t>q_proj</w:t>
             </w:r>
             <w:r>
               <w:rPr>
                 <w:rFonts w:ascii="Calibri" w:hAnsi="Calibri" w:eastAsia="宋体"/>
-                <w:sz w:val="17"/>
+                <w:sz w:val="21"/>
               </w:rPr>
               <w:t>、</w:t>
             </w:r>
             <w:r>
               <w:rPr>
                 <w:rFonts w:ascii="Calibri" w:hAnsi="Calibri" w:eastAsia="宋体"/>
-                <w:sz w:val="17"/>
+                <w:sz w:val="21"/>
               </w:rPr>
               <w:t>v_proj</w:t>
             </w:r>
@@ -603,13 +603,13 @@
             <w:r>
               <w:rPr>
                 <w:rFonts w:ascii="Calibri" w:hAnsi="Calibri" w:eastAsia="宋体"/>
-                <w:sz w:val="17"/>
+                <w:sz w:val="21"/>
               </w:rPr>
             </w:r>
             <w:r>
               <w:rPr>
                 <w:rFonts w:ascii="Calibri" w:hAnsi="Calibri" w:eastAsia="宋体"/>
-                <w:sz w:val="17"/>
+                <w:sz w:val="21"/>
               </w:rPr>
               <w:t>LoRA rank</w:t>
             </w:r>
@@ -623,13 +623,13 @@
             <w:r>
               <w:rPr>
                 <w:rFonts w:ascii="Calibri" w:hAnsi="Calibri" w:eastAsia="宋体"/>
-                <w:sz w:val="17"/>
+                <w:sz w:val="21"/>
               </w:rPr>
             </w:r>
             <w:r>
               <w:rPr>
                 <w:rFonts w:ascii="Calibri" w:hAnsi="Calibri" w:eastAsia="宋体"/>
-                <w:sz w:val="17"/>
+                <w:sz w:val="21"/>
               </w:rPr>
               <w:t>8</w:t>
             </w:r>
@@ -645,13 +645,13 @@
             <w:r>
               <w:rPr>
                 <w:rFonts w:ascii="Calibri" w:hAnsi="Calibri" w:eastAsia="宋体"/>
-                <w:sz w:val="17"/>
+                <w:sz w:val="21"/>
               </w:rPr>
             </w:r>
             <w:r>
               <w:rPr>
                 <w:rFonts w:ascii="Calibri" w:hAnsi="Calibri" w:eastAsia="宋体"/>
-                <w:sz w:val="17"/>
+                <w:sz w:val="21"/>
               </w:rPr>
               <w:t>LoRA alpha</w:t>
             </w:r>
@@ -665,13 +665,13 @@
             <w:r>
               <w:rPr>
                 <w:rFonts w:ascii="Calibri" w:hAnsi="Calibri" w:eastAsia="宋体"/>
-                <w:sz w:val="17"/>
+                <w:sz w:val="21"/>
               </w:rPr>
             </w:r>
             <w:r>
               <w:rPr>
                 <w:rFonts w:ascii="Calibri" w:hAnsi="Calibri" w:eastAsia="宋体"/>
-                <w:sz w:val="17"/>
+                <w:sz w:val="21"/>
               </w:rPr>
               <w:t>16</w:t>
             </w:r>
@@ -687,13 +687,13 @@
             <w:r>
               <w:rPr>
                 <w:rFonts w:ascii="Calibri" w:hAnsi="Calibri" w:eastAsia="宋体"/>
-                <w:sz w:val="17"/>
+                <w:sz w:val="21"/>
               </w:rPr>
             </w:r>
             <w:r>
               <w:rPr>
                 <w:rFonts w:ascii="Calibri" w:hAnsi="Calibri" w:eastAsia="宋体"/>
-                <w:sz w:val="17"/>
+                <w:sz w:val="21"/>
               </w:rPr>
               <w:t>可训练参数</w:t>
             </w:r>
@@ -707,13 +707,13 @@
             <w:r>
               <w:rPr>
                 <w:rFonts w:ascii="Calibri" w:hAnsi="Calibri" w:eastAsia="宋体"/>
-                <w:sz w:val="17"/>
+                <w:sz w:val="21"/>
               </w:rPr>
             </w:r>
             <w:r>
               <w:rPr>
                 <w:rFonts w:ascii="Calibri" w:hAnsi="Calibri" w:eastAsia="宋体"/>
-                <w:sz w:val="17"/>
+                <w:sz w:val="21"/>
               </w:rPr>
               <w:t>540,672 / 494,573,440</w:t>
             </w:r>
@@ -729,13 +729,13 @@
             <w:r>
               <w:rPr>
                 <w:rFonts w:ascii="Calibri" w:hAnsi="Calibri" w:eastAsia="宋体"/>
-                <w:sz w:val="17"/>
+                <w:sz w:val="21"/>
               </w:rPr>
             </w:r>
             <w:r>
               <w:rPr>
                 <w:rFonts w:ascii="Calibri" w:hAnsi="Calibri" w:eastAsia="宋体"/>
-                <w:sz w:val="17"/>
+                <w:sz w:val="21"/>
               </w:rPr>
               <w:t>可训练参数比例</w:t>
             </w:r>
@@ -749,13 +749,13 @@
             <w:r>
               <w:rPr>
                 <w:rFonts w:ascii="Calibri" w:hAnsi="Calibri" w:eastAsia="宋体"/>
-                <w:sz w:val="17"/>
+                <w:sz w:val="21"/>
               </w:rPr>
             </w:r>
             <w:r>
               <w:rPr>
                 <w:rFonts w:ascii="Calibri" w:hAnsi="Calibri" w:eastAsia="宋体"/>
-                <w:sz w:val="17"/>
+                <w:sz w:val="21"/>
               </w:rPr>
               <w:t>0.11%</w:t>
             </w:r>
@@ -1320,7 +1320,7 @@
                 <w:rFonts w:ascii="Calibri" w:hAnsi="Calibri" w:eastAsia="宋体"/>
                 <w:b/>
                 <w:color w:val="FFFFFF"/>
-                <w:sz w:val="17"/>
+                <w:sz w:val="21"/>
               </w:rPr>
             </w:r>
             <w:r>
@@ -1328,7 +1328,7 @@
                 <w:rFonts w:ascii="Calibri" w:hAnsi="Calibri" w:eastAsia="宋体"/>
                 <w:b/>
                 <w:color w:val="FFFFFF"/>
-                <w:sz w:val="17"/>
+                <w:sz w:val="21"/>
               </w:rPr>
               <w:t>指标</w:t>
             </w:r>
@@ -1345,7 +1345,7 @@
                 <w:rFonts w:ascii="Calibri" w:hAnsi="Calibri" w:eastAsia="宋体"/>
                 <w:b/>
                 <w:color w:val="FFFFFF"/>
-                <w:sz w:val="17"/>
+                <w:sz w:val="21"/>
               </w:rPr>
             </w:r>
             <w:r>
@@ -1353,7 +1353,7 @@
                 <w:rFonts w:ascii="Calibri" w:hAnsi="Calibri" w:eastAsia="宋体"/>
                 <w:b/>
                 <w:color w:val="FFFFFF"/>
-                <w:sz w:val="17"/>
+                <w:sz w:val="21"/>
               </w:rPr>
               <w:t>数值</w:t>
             </w:r>
@@ -1369,13 +1369,13 @@
             <w:r>
               <w:rPr>
                 <w:rFonts w:ascii="Calibri" w:hAnsi="Calibri" w:eastAsia="宋体"/>
-                <w:sz w:val="17"/>
+                <w:sz w:val="21"/>
               </w:rPr>
             </w:r>
             <w:r>
               <w:rPr>
                 <w:rFonts w:ascii="Calibri" w:hAnsi="Calibri" w:eastAsia="宋体"/>
-                <w:sz w:val="17"/>
+                <w:sz w:val="21"/>
               </w:rPr>
               <w:t>训练样本数</w:t>
             </w:r>
@@ -1389,13 +1389,13 @@
             <w:r>
               <w:rPr>
                 <w:rFonts w:ascii="Calibri" w:hAnsi="Calibri" w:eastAsia="宋体"/>
-                <w:sz w:val="17"/>
+                <w:sz w:val="21"/>
               </w:rPr>
             </w:r>
             <w:r>
               <w:rPr>
                 <w:rFonts w:ascii="Calibri" w:hAnsi="Calibri" w:eastAsia="宋体"/>
-                <w:sz w:val="17"/>
+                <w:sz w:val="21"/>
               </w:rPr>
               <w:t>300</w:t>
             </w:r>
@@ -1411,13 +1411,13 @@
             <w:r>
               <w:rPr>
                 <w:rFonts w:ascii="Calibri" w:hAnsi="Calibri" w:eastAsia="宋体"/>
-                <w:sz w:val="17"/>
+                <w:sz w:val="21"/>
               </w:rPr>
             </w:r>
             <w:r>
               <w:rPr>
                 <w:rFonts w:ascii="Calibri" w:hAnsi="Calibri" w:eastAsia="宋体"/>
-                <w:sz w:val="17"/>
+                <w:sz w:val="21"/>
               </w:rPr>
               <w:t>可训练参数</w:t>
             </w:r>
@@ -1431,13 +1431,13 @@
             <w:r>
               <w:rPr>
                 <w:rFonts w:ascii="Calibri" w:hAnsi="Calibri" w:eastAsia="宋体"/>
-                <w:sz w:val="17"/>
+                <w:sz w:val="21"/>
               </w:rPr>
             </w:r>
             <w:r>
               <w:rPr>
                 <w:rFonts w:ascii="Calibri" w:hAnsi="Calibri" w:eastAsia="宋体"/>
-                <w:sz w:val="17"/>
+                <w:sz w:val="21"/>
               </w:rPr>
               <w:t>540,672</w:t>
             </w:r>
@@ -1453,13 +1453,13 @@
             <w:r>
               <w:rPr>
                 <w:rFonts w:ascii="Calibri" w:hAnsi="Calibri" w:eastAsia="宋体"/>
-                <w:sz w:val="17"/>
+                <w:sz w:val="21"/>
               </w:rPr>
             </w:r>
             <w:r>
               <w:rPr>
                 <w:rFonts w:ascii="Calibri" w:hAnsi="Calibri" w:eastAsia="宋体"/>
-                <w:sz w:val="17"/>
+                <w:sz w:val="21"/>
               </w:rPr>
               <w:t>总参数量</w:t>
             </w:r>
@@ -1473,13 +1473,13 @@
             <w:r>
               <w:rPr>
                 <w:rFonts w:ascii="Calibri" w:hAnsi="Calibri" w:eastAsia="宋体"/>
-                <w:sz w:val="17"/>
+                <w:sz w:val="21"/>
               </w:rPr>
             </w:r>
             <w:r>
               <w:rPr>
                 <w:rFonts w:ascii="Calibri" w:hAnsi="Calibri" w:eastAsia="宋体"/>
-                <w:sz w:val="17"/>
+                <w:sz w:val="21"/>
               </w:rPr>
               <w:t>494,573,440</w:t>
             </w:r>
@@ -1495,13 +1495,13 @@
             <w:r>
               <w:rPr>
                 <w:rFonts w:ascii="Calibri" w:hAnsi="Calibri" w:eastAsia="宋体"/>
-                <w:sz w:val="17"/>
+                <w:sz w:val="21"/>
               </w:rPr>
             </w:r>
             <w:r>
               <w:rPr>
                 <w:rFonts w:ascii="Calibri" w:hAnsi="Calibri" w:eastAsia="宋体"/>
-                <w:sz w:val="17"/>
+                <w:sz w:val="21"/>
               </w:rPr>
               <w:t>可训练比例</w:t>
             </w:r>
@@ -1515,13 +1515,13 @@
             <w:r>
               <w:rPr>
                 <w:rFonts w:ascii="Calibri" w:hAnsi="Calibri" w:eastAsia="宋体"/>
-                <w:sz w:val="17"/>
+                <w:sz w:val="21"/>
               </w:rPr>
             </w:r>
             <w:r>
               <w:rPr>
                 <w:rFonts w:ascii="Calibri" w:hAnsi="Calibri" w:eastAsia="宋体"/>
-                <w:sz w:val="17"/>
+                <w:sz w:val="21"/>
               </w:rPr>
               <w:t>0.11%</w:t>
             </w:r>
@@ -1537,13 +1537,13 @@
             <w:r>
               <w:rPr>
                 <w:rFonts w:ascii="Calibri" w:hAnsi="Calibri" w:eastAsia="宋体"/>
-                <w:sz w:val="17"/>
+                <w:sz w:val="21"/>
               </w:rPr>
             </w:r>
             <w:r>
               <w:rPr>
                 <w:rFonts w:ascii="Calibri" w:hAnsi="Calibri" w:eastAsia="宋体"/>
-                <w:sz w:val="17"/>
+                <w:sz w:val="21"/>
               </w:rPr>
               <w:t>最终 SFT loss</w:t>
             </w:r>
@@ -1557,13 +1557,13 @@
             <w:r>
               <w:rPr>
                 <w:rFonts w:ascii="Calibri" w:hAnsi="Calibri" w:eastAsia="宋体"/>
-                <w:sz w:val="17"/>
+                <w:sz w:val="21"/>
               </w:rPr>
             </w:r>
             <w:r>
               <w:rPr>
                 <w:rFonts w:ascii="Calibri" w:hAnsi="Calibri" w:eastAsia="宋体"/>
-                <w:sz w:val="17"/>
+                <w:sz w:val="21"/>
               </w:rPr>
               <w:t>0.7964</w:t>
             </w:r>
@@ -1899,7 +1899,7 @@
                 <w:rFonts w:ascii="Calibri" w:hAnsi="Calibri" w:eastAsia="宋体"/>
                 <w:b/>
                 <w:color w:val="FFFFFF"/>
-                <w:sz w:val="17"/>
+                <w:sz w:val="21"/>
               </w:rPr>
             </w:r>
             <w:r>
@@ -1907,7 +1907,7 @@
                 <w:rFonts w:ascii="Calibri" w:hAnsi="Calibri" w:eastAsia="宋体"/>
                 <w:b/>
                 <w:color w:val="FFFFFF"/>
-                <w:sz w:val="17"/>
+                <w:sz w:val="21"/>
               </w:rPr>
               <w:t>指标</w:t>
             </w:r>
@@ -1924,7 +1924,7 @@
                 <w:rFonts w:ascii="Calibri" w:hAnsi="Calibri" w:eastAsia="宋体"/>
                 <w:b/>
                 <w:color w:val="FFFFFF"/>
-                <w:sz w:val="17"/>
+                <w:sz w:val="21"/>
               </w:rPr>
             </w:r>
             <w:r>
@@ -1932,7 +1932,7 @@
                 <w:rFonts w:ascii="Calibri" w:hAnsi="Calibri" w:eastAsia="宋体"/>
                 <w:b/>
                 <w:color w:val="FFFFFF"/>
-                <w:sz w:val="17"/>
+                <w:sz w:val="21"/>
               </w:rPr>
               <w:t>数值</w:t>
             </w:r>
@@ -1948,13 +1948,13 @@
             <w:r>
               <w:rPr>
                 <w:rFonts w:ascii="Calibri" w:hAnsi="Calibri" w:eastAsia="宋体"/>
-                <w:sz w:val="17"/>
+                <w:sz w:val="21"/>
               </w:rPr>
             </w:r>
             <w:r>
               <w:rPr>
                 <w:rFonts w:ascii="Calibri" w:hAnsi="Calibri" w:eastAsia="宋体"/>
-                <w:sz w:val="17"/>
+                <w:sz w:val="21"/>
               </w:rPr>
               <w:t>DPO 偏好样本数</w:t>
             </w:r>
@@ -1968,13 +1968,13 @@
             <w:r>
               <w:rPr>
                 <w:rFonts w:ascii="Calibri" w:hAnsi="Calibri" w:eastAsia="宋体"/>
-                <w:sz w:val="17"/>
+                <w:sz w:val="21"/>
               </w:rPr>
             </w:r>
             <w:r>
               <w:rPr>
                 <w:rFonts w:ascii="Calibri" w:hAnsi="Calibri" w:eastAsia="宋体"/>
-                <w:sz w:val="17"/>
+                <w:sz w:val="21"/>
               </w:rPr>
               <w:t>100 pairs</w:t>
             </w:r>
@@ -1990,13 +1990,13 @@
             <w:r>
               <w:rPr>
                 <w:rFonts w:ascii="Calibri" w:hAnsi="Calibri" w:eastAsia="宋体"/>
-                <w:sz w:val="17"/>
+                <w:sz w:val="21"/>
               </w:rPr>
             </w:r>
             <w:r>
               <w:rPr>
                 <w:rFonts w:ascii="Calibri" w:hAnsi="Calibri" w:eastAsia="宋体"/>
-                <w:sz w:val="17"/>
+                <w:sz w:val="21"/>
               </w:rPr>
               <w:t>DPO 训练耗时</w:t>
             </w:r>
@@ -2010,13 +2010,13 @@
             <w:r>
               <w:rPr>
                 <w:rFonts w:ascii="Calibri" w:hAnsi="Calibri" w:eastAsia="宋体"/>
-                <w:sz w:val="17"/>
+                <w:sz w:val="21"/>
               </w:rPr>
             </w:r>
             <w:r>
               <w:rPr>
                 <w:rFonts w:ascii="Calibri" w:hAnsi="Calibri" w:eastAsia="宋体"/>
-                <w:sz w:val="17"/>
+                <w:sz w:val="21"/>
               </w:rPr>
               <w:t>约 29 秒</w:t>
             </w:r>
@@ -2032,13 +2032,13 @@
             <w:r>
               <w:rPr>
                 <w:rFonts w:ascii="Calibri" w:hAnsi="Calibri" w:eastAsia="宋体"/>
-                <w:sz w:val="17"/>
+                <w:sz w:val="21"/>
               </w:rPr>
             </w:r>
             <w:r>
               <w:rPr>
                 <w:rFonts w:ascii="Calibri" w:hAnsi="Calibri" w:eastAsia="宋体"/>
-                <w:sz w:val="17"/>
+                <w:sz w:val="21"/>
               </w:rPr>
               <w:t>DPO 最终 loss</w:t>
             </w:r>
@@ -2052,13 +2052,13 @@
             <w:r>
               <w:rPr>
                 <w:rFonts w:ascii="Calibri" w:hAnsi="Calibri" w:eastAsia="宋体"/>
-                <w:sz w:val="17"/>
+                <w:sz w:val="21"/>
               </w:rPr>
             </w:r>
             <w:r>
               <w:rPr>
                 <w:rFonts w:ascii="Calibri" w:hAnsi="Calibri" w:eastAsia="宋体"/>
-                <w:sz w:val="17"/>
+                <w:sz w:val="21"/>
               </w:rPr>
               <w:t>0.6822</w:t>
             </w:r>
@@ -2262,7 +2262,7 @@
                 <w:rFonts w:ascii="Calibri" w:hAnsi="Calibri" w:eastAsia="宋体"/>
                 <w:b/>
                 <w:color w:val="FFFFFF"/>
-                <w:sz w:val="17"/>
+                <w:sz w:val="21"/>
               </w:rPr>
             </w:r>
             <w:r>
@@ -2270,7 +2270,7 @@
                 <w:rFonts w:ascii="Calibri" w:hAnsi="Calibri" w:eastAsia="宋体"/>
                 <w:b/>
                 <w:color w:val="FFFFFF"/>
-                <w:sz w:val="17"/>
+                <w:sz w:val="21"/>
               </w:rPr>
               <w:t>指标</w:t>
             </w:r>
@@ -2287,7 +2287,7 @@
                 <w:rFonts w:ascii="Calibri" w:hAnsi="Calibri" w:eastAsia="宋体"/>
                 <w:b/>
                 <w:color w:val="FFFFFF"/>
-                <w:sz w:val="17"/>
+                <w:sz w:val="21"/>
               </w:rPr>
             </w:r>
             <w:r>
@@ -2295,7 +2295,7 @@
                 <w:rFonts w:ascii="Calibri" w:hAnsi="Calibri" w:eastAsia="宋体"/>
                 <w:b/>
                 <w:color w:val="FFFFFF"/>
-                <w:sz w:val="17"/>
+                <w:sz w:val="21"/>
               </w:rPr>
               <w:t>数值</w:t>
             </w:r>
@@ -2311,13 +2311,13 @@
             <w:r>
               <w:rPr>
                 <w:rFonts w:ascii="Calibri" w:hAnsi="Calibri" w:eastAsia="宋体"/>
-                <w:sz w:val="17"/>
+                <w:sz w:val="21"/>
               </w:rPr>
             </w:r>
             <w:r>
               <w:rPr>
                 <w:rFonts w:ascii="Calibri" w:hAnsi="Calibri" w:eastAsia="宋体"/>
-                <w:sz w:val="17"/>
+                <w:sz w:val="21"/>
               </w:rPr>
               <w:t>Normal DPO loss</w:t>
             </w:r>
@@ -2331,13 +2331,13 @@
             <w:r>
               <w:rPr>
                 <w:rFonts w:ascii="Calibri" w:hAnsi="Calibri" w:eastAsia="宋体"/>
-                <w:sz w:val="17"/>
+                <w:sz w:val="21"/>
               </w:rPr>
             </w:r>
             <w:r>
               <w:rPr>
                 <w:rFonts w:ascii="Calibri" w:hAnsi="Calibri" w:eastAsia="宋体"/>
-                <w:sz w:val="17"/>
+                <w:sz w:val="21"/>
               </w:rPr>
               <w:t>0.532641</w:t>
             </w:r>
@@ -2353,13 +2353,13 @@
             <w:r>
               <w:rPr>
                 <w:rFonts w:ascii="Calibri" w:hAnsi="Calibri" w:eastAsia="宋体"/>
-                <w:sz w:val="17"/>
+                <w:sz w:val="21"/>
               </w:rPr>
             </w:r>
             <w:r>
               <w:rPr>
                 <w:rFonts w:ascii="Calibri" w:hAnsi="Calibri" w:eastAsia="宋体"/>
-                <w:sz w:val="17"/>
+                <w:sz w:val="21"/>
               </w:rPr>
               <w:t>Swapped DPO loss</w:t>
             </w:r>
@@ -2373,13 +2373,13 @@
             <w:r>
               <w:rPr>
                 <w:rFonts w:ascii="Calibri" w:hAnsi="Calibri" w:eastAsia="宋体"/>
-                <w:sz w:val="17"/>
+                <w:sz w:val="21"/>
               </w:rPr>
             </w:r>
             <w:r>
               <w:rPr>
                 <w:rFonts w:ascii="Calibri" w:hAnsi="Calibri" w:eastAsia="宋体"/>
-                <w:sz w:val="17"/>
+                <w:sz w:val="21"/>
               </w:rPr>
               <w:t>1.022753</w:t>
             </w:r>
@@ -2395,13 +2395,13 @@
             <w:r>
               <w:rPr>
                 <w:rFonts w:ascii="Calibri" w:hAnsi="Calibri" w:eastAsia="宋体"/>
-                <w:sz w:val="17"/>
+                <w:sz w:val="21"/>
               </w:rPr>
             </w:r>
             <w:r>
               <w:rPr>
                 <w:rFonts w:ascii="Calibri" w:hAnsi="Calibri" w:eastAsia="宋体"/>
-                <w:sz w:val="17"/>
+                <w:sz w:val="21"/>
               </w:rPr>
               <w:t>Batch size</w:t>
             </w:r>
@@ -2415,13 +2415,13 @@
             <w:r>
               <w:rPr>
                 <w:rFonts w:ascii="Calibri" w:hAnsi="Calibri" w:eastAsia="宋体"/>
-                <w:sz w:val="17"/>
+                <w:sz w:val="21"/>
               </w:rPr>
             </w:r>
             <w:r>
               <w:rPr>
                 <w:rFonts w:ascii="Calibri" w:hAnsi="Calibri" w:eastAsia="宋体"/>
-                <w:sz w:val="17"/>
+                <w:sz w:val="21"/>
               </w:rPr>
               <w:t>16</w:t>
             </w:r>
@@ -3732,11 +3732,11 @@
     <w:qFormat/>
     <w:rsid w:val="00FC693F"/>
     <w:pPr>
-      <w:spacing w:after="100" w:line="259" w:lineRule="auto"/>
+      <w:spacing w:after="0" w:line="300" w:lineRule="auto"/>
     </w:pPr>
     <w:rPr>
       <w:rFonts w:ascii="Calibri" w:hAnsi="Calibri" w:eastAsia="宋体"/>
-      <w:sz w:val="21"/>
+      <w:sz w:val="24"/>
     </w:rPr>
   </w:style>
   <w:style w:type="paragraph" w:styleId="Header">
@@ -3794,14 +3794,14 @@
     <w:pPr>
       <w:keepNext/>
       <w:keepLines/>
-      <w:spacing w:before="240" w:after="120"/>
+      <w:spacing w:before="240" w:after="240" w:line="240" w:lineRule="auto"/>
       <w:outlineLvl w:val="0"/>
     </w:pPr>
     <w:rPr>
       <w:rFonts w:asciiTheme="majorHAnsi" w:eastAsiaTheme="majorEastAsia" w:hAnsiTheme="majorHAnsi" w:cstheme="majorBidi" w:ascii="Calibri" w:hAnsi="Calibri" w:eastAsia="黑体"/>
       <w:b/>
       <w:bCs/>
-      <w:color w:val="2E74B5"/>
+      <w:color w:val="000000"/>
       <w:sz w:val="30"/>
       <w:szCs w:val="28"/>
     </w:rPr>
@@ -3818,15 +3818,15 @@
     <w:pPr>
       <w:keepNext/>
       <w:keepLines/>
-      <w:spacing w:before="160" w:after="80"/>
+      <w:spacing w:before="120" w:after="120" w:line="240" w:lineRule="auto"/>
       <w:outlineLvl w:val="1"/>
     </w:pPr>
     <w:rPr>
       <w:rFonts w:asciiTheme="majorHAnsi" w:eastAsiaTheme="majorEastAsia" w:hAnsiTheme="majorHAnsi" w:cstheme="majorBidi" w:ascii="Calibri" w:hAnsi="Calibri" w:eastAsia="黑体"/>
       <w:b/>
       <w:bCs/>
-      <w:color w:val="2E74B5"/>
-      <w:sz w:val="25"/>
+      <w:color w:val="000000"/>
+      <w:sz w:val="28"/>
       <w:szCs w:val="26"/>
     </w:rPr>
   </w:style>
@@ -3842,15 +3842,15 @@
     <w:pPr>
       <w:keepNext/>
       <w:keepLines/>
-      <w:spacing w:before="120" w:after="60"/>
+      <w:spacing w:before="0" w:after="0" w:line="300" w:lineRule="auto"/>
       <w:outlineLvl w:val="2"/>
     </w:pPr>
     <w:rPr>
       <w:rFonts w:asciiTheme="majorHAnsi" w:eastAsiaTheme="majorEastAsia" w:hAnsiTheme="majorHAnsi" w:cstheme="majorBidi" w:ascii="Calibri" w:hAnsi="Calibri" w:eastAsia="黑体"/>
       <w:b/>
       <w:bCs/>
-      <w:color w:val="1F4D78"/>
-      <w:sz w:val="22"/>
+      <w:color w:val="000000"/>
+      <w:sz w:val="24"/>
     </w:rPr>
   </w:style>
   <w:style w:type="paragraph" w:styleId="Heading4">

--- a/report.docx
+++ b/report.docx
@@ -10,7 +10,7 @@
         <w:rPr>
           <w:rFonts w:ascii="Calibri" w:hAnsi="Calibri" w:eastAsia="黑体"/>
           <w:b/>
-          <w:color w:val="0F172A"/>
+          <w:color w:val="000000"/>
           <w:sz w:val="32"/>
         </w:rPr>
         <w:t>Lab2：高效大模型后训练流水线实验报告</w:t>
@@ -21,6 +21,9 @@
         <w:pStyle w:val="Heading1"/>
       </w:pPr>
       <w:r>
+        <w:rPr>
+          <w:color w:val="000000"/>
+        </w:rPr>
         <w:t>1. 实验概述</w:t>
       </w:r>
     </w:p>
@@ -172,6 +175,9 @@
         <w:pStyle w:val="Heading1"/>
       </w:pPr>
       <w:r>
+        <w:rPr>
+          <w:color w:val="000000"/>
+        </w:rPr>
         <w:t>2. 实验配置</w:t>
       </w:r>
     </w:p>
@@ -768,6 +774,9 @@
         <w:pStyle w:val="Heading1"/>
       </w:pPr>
       <w:r>
+        <w:rPr>
+          <w:color w:val="000000"/>
+        </w:rPr>
         <w:t>3. 后训练流程架构</w:t>
       </w:r>
     </w:p>
@@ -959,6 +968,9 @@
         <w:pStyle w:val="Heading1"/>
       </w:pPr>
       <w:r>
+        <w:rPr>
+          <w:color w:val="000000"/>
+        </w:rPr>
         <w:t>4. LoRA 实现说明</w:t>
       </w:r>
     </w:p>
@@ -1228,6 +1240,9 @@
         <w:pStyle w:val="Heading1"/>
       </w:pPr>
       <w:r>
+        <w:rPr>
+          <w:color w:val="000000"/>
+        </w:rPr>
         <w:t>5. SFT 训练结果</w:t>
       </w:r>
     </w:p>
@@ -1576,6 +1591,9 @@
         <w:pStyle w:val="Heading2"/>
       </w:pPr>
       <w:r>
+        <w:rPr>
+          <w:color w:val="000000"/>
+        </w:rPr>
         <w:t>SFT Loss 曲线</w:t>
       </w:r>
     </w:p>
@@ -1623,6 +1641,9 @@
         <w:pStyle w:val="Heading2"/>
       </w:pPr>
       <w:r>
+        <w:rPr>
+          <w:color w:val="000000"/>
+        </w:rPr>
         <w:t>为什么 loss 曲线波动很大</w:t>
       </w:r>
     </w:p>
@@ -1727,6 +1748,9 @@
         <w:pStyle w:val="Heading1"/>
       </w:pPr>
       <w:r>
+        <w:rPr>
+          <w:color w:val="000000"/>
+        </w:rPr>
         <w:t>6. DPO 实现与训练</w:t>
       </w:r>
     </w:p>
@@ -2071,6 +2095,9 @@
         <w:pStyle w:val="Heading2"/>
       </w:pPr>
       <w:r>
+        <w:rPr>
+          <w:color w:val="000000"/>
+        </w:rPr>
         <w:t>DPO Loss 曲线</w:t>
       </w:r>
     </w:p>
@@ -2126,6 +2153,9 @@
         <w:pStyle w:val="Heading1"/>
       </w:pPr>
       <w:r>
+        <w:rPr>
+          <w:color w:val="000000"/>
+        </w:rPr>
         <w:t>7. DPO 验证结果</w:t>
       </w:r>
     </w:p>
@@ -2466,6 +2496,9 @@
         <w:pStyle w:val="Heading1"/>
       </w:pPr>
       <w:r>
+        <w:rPr>
+          <w:color w:val="000000"/>
+        </w:rPr>
         <w:t>8. Base Model 与后训练模型输出对比</w:t>
       </w:r>
     </w:p>
@@ -2494,6 +2527,9 @@
         <w:pStyle w:val="Heading2"/>
       </w:pPr>
       <w:r>
+        <w:rPr>
+          <w:color w:val="000000"/>
+        </w:rPr>
         <w:t>示例 1</w:t>
       </w:r>
     </w:p>
@@ -2580,6 +2616,9 @@
         <w:pStyle w:val="Heading2"/>
       </w:pPr>
       <w:r>
+        <w:rPr>
+          <w:color w:val="000000"/>
+        </w:rPr>
         <w:t>示例 2</w:t>
       </w:r>
     </w:p>
@@ -2666,6 +2705,9 @@
         <w:pStyle w:val="Heading1"/>
       </w:pPr>
       <w:r>
+        <w:rPr>
+          <w:color w:val="000000"/>
+        </w:rPr>
         <w:t>9. AI Collaboration Diary</w:t>
       </w:r>
     </w:p>
@@ -2674,6 +2716,9 @@
         <w:pStyle w:val="Heading2"/>
       </w:pPr>
       <w:r>
+        <w:rPr>
+          <w:color w:val="000000"/>
+        </w:rPr>
         <w:t>9.1 LoRA 代码搭建</w:t>
       </w:r>
     </w:p>
@@ -2855,6 +2900,9 @@
         <w:pStyle w:val="Heading2"/>
       </w:pPr>
       <w:r>
+        <w:rPr>
+          <w:color w:val="000000"/>
+        </w:rPr>
         <w:t>9.2 Hugging Face 下载问题</w:t>
       </w:r>
     </w:p>
@@ -3018,6 +3066,9 @@
         <w:pStyle w:val="Heading2"/>
       </w:pPr>
       <w:r>
+        <w:rPr>
+          <w:color w:val="000000"/>
+        </w:rPr>
         <w:t>9.3 完整 DPO 训练</w:t>
       </w:r>
     </w:p>
@@ -3165,6 +3216,9 @@
         <w:pStyle w:val="Heading1"/>
       </w:pPr>
       <w:r>
+        <w:rPr>
+          <w:color w:val="000000"/>
+        </w:rPr>
         <w:t>10. 资源约束与实验反思</w:t>
       </w:r>
     </w:p>
@@ -3277,6 +3331,9 @@
         <w:pStyle w:val="Heading1"/>
       </w:pPr>
       <w:r>
+        <w:rPr>
+          <w:color w:val="000000"/>
+        </w:rPr>
         <w:t>11. 最终提交文件</w:t>
       </w:r>
     </w:p>

--- a/report.docx
+++ b/report.docx
@@ -1251,7 +1251,7 @@
         <w:rPr>
           <w:rFonts w:ascii="Calibri" w:hAnsi="Calibri" w:eastAsia="宋体"/>
         </w:rPr>
-        <w:t xml:space="preserve">SFT 使用 300 条 </w:t>
+        <w:t xml:space="preserve">当前报告曲线来自调试阶段的 300 条 </w:t>
       </w:r>
       <w:r>
         <w:rPr>
@@ -1744,6 +1744,46 @@
       </w:r>
     </w:p>
     <w:p>
+      <w:r>
+        <w:rPr>
+          <w:rFonts w:ascii="Calibri" w:hAnsi="Calibri" w:eastAsia="宋体"/>
+        </w:rPr>
+        <w:t>如果按 RTX 4090D 24GB 显存进行正式重跑，项目中的默认参数已调整为全量数据与更高 micro batch。推荐命令如下：</w:t>
+      </w:r>
+    </w:p>
+    <w:p>
+      <w:pPr>
+        <w:spacing w:before="60" w:after="100"/>
+        <w:ind w:left="259" w:right="259"/>
+        <w:shd w:fill="F8FAFC"/>
+      </w:pPr>
+      <w:r>
+        <w:rPr>
+          <w:rFonts w:ascii="Menlo" w:hAnsi="Menlo" w:eastAsia="宋体"/>
+          <w:sz w:val="16"/>
+        </w:rPr>
+        <w:t>/root/miniconda3/bin/python -m src.train_sft \</w:t>
+        <w:br/>
+        <w:t xml:space="preserve">  --model Qwen/Qwen2.5-0.5B-Instruct \</w:t>
+        <w:br/>
+        <w:t xml:space="preserve">  --data_file data/math_step_dpo_train.parquet \</w:t>
+        <w:br/>
+        <w:t xml:space="preserve">  --max_length 1024 \</w:t>
+        <w:br/>
+        <w:t xml:space="preserve">  --batch_size 16 \</w:t>
+        <w:br/>
+        <w:t xml:space="preserve">  --gradient_accumulation_steps 1 \</w:t>
+        <w:br/>
+        <w:t xml:space="preserve">  --epochs 2 \</w:t>
+        <w:br/>
+        <w:t xml:space="preserve">  --rank 32 \</w:t>
+        <w:br/>
+        <w:t xml:space="preserve">  --alpha 64 \</w:t>
+        <w:br/>
+        <w:t xml:space="preserve">  --lr 2e-5</w:t>
+      </w:r>
+    </w:p>
+    <w:p>
       <w:pPr>
         <w:pStyle w:val="Heading1"/>
       </w:pPr>
@@ -1843,7 +1883,7 @@
         <w:rPr>
           <w:rFonts w:ascii="Calibri" w:hAnsi="Calibri" w:eastAsia="宋体"/>
         </w:rPr>
-        <w:t>DPO 训练命令：</w:t>
+        <w:t>当前报告曲线来自调试阶段的 100 对偏好样本，DPO 训练命令：</w:t>
       </w:r>
     </w:p>
     <w:p>
@@ -2090,6 +2130,52 @@
         </w:tc>
       </w:tr>
     </w:tbl>
+    <w:p>
+      <w:r>
+        <w:rPr>
+          <w:rFonts w:ascii="Calibri" w:hAnsi="Calibri" w:eastAsia="宋体"/>
+        </w:rPr>
+        <w:t>如果按 RTX 4090D 24GB 显存进行正式 DPO 重跑，推荐使用全量偏好数据和更高 micro batch：</w:t>
+      </w:r>
+    </w:p>
+    <w:p>
+      <w:pPr>
+        <w:spacing w:before="60" w:after="100"/>
+        <w:ind w:left="259" w:right="259"/>
+        <w:shd w:fill="F8FAFC"/>
+      </w:pPr>
+      <w:r>
+        <w:rPr>
+          <w:rFonts w:ascii="Menlo" w:hAnsi="Menlo" w:eastAsia="宋体"/>
+          <w:sz w:val="16"/>
+        </w:rPr>
+        <w:t>/root/miniconda3/bin/python -m src.train_dpo \</w:t>
+        <w:br/>
+        <w:t xml:space="preserve">  --model Qwen/Qwen2.5-0.5B-Instruct \</w:t>
+        <w:br/>
+        <w:t xml:space="preserve">  --init_adapter_dir outputs/sft_lora \</w:t>
+        <w:br/>
+        <w:t xml:space="preserve">  --output_dir outputs/dpo_lora \</w:t>
+        <w:br/>
+        <w:t xml:space="preserve">  --data_file data/math_step_dpo_train.parquet \</w:t>
+        <w:br/>
+        <w:t xml:space="preserve">  --max_length 1024 \</w:t>
+        <w:br/>
+        <w:t xml:space="preserve">  --batch_size 8 \</w:t>
+        <w:br/>
+        <w:t xml:space="preserve">  --gradient_accumulation_steps 1 \</w:t>
+        <w:br/>
+        <w:t xml:space="preserve">  --epochs 2 \</w:t>
+        <w:br/>
+        <w:t xml:space="preserve">  --rank 32 \</w:t>
+        <w:br/>
+        <w:t xml:space="preserve">  --alpha 64 \</w:t>
+        <w:br/>
+        <w:t xml:space="preserve">  --lr 1e-5 \</w:t>
+        <w:br/>
+        <w:t xml:space="preserve">  --beta 0.1</w:t>
+      </w:r>
+    </w:p>
     <w:p>
       <w:pPr>
         <w:pStyle w:val="Heading2"/>
@@ -3227,7 +3313,7 @@
         <w:rPr>
           <w:rFonts w:ascii="Calibri" w:hAnsi="Calibri" w:eastAsia="宋体"/>
         </w:rPr>
-        <w:t>本实验运行在 RTX 4090D 24GB GPU 上，模型规模为 0.5B，LoRA 可训练参数比例仅 0.11%，因此显存压力较低。训练时间也远低于实验要求中的 3 小时限制：</w:t>
+        <w:t>本实验运行在 RTX 4090D 24GB GPU 上，模型规模为 0.5B，LoRA 可训练参数比例仅 0.11%，因此调试阶段显存压力较低。训练时间也远低于实验要求中的 3 小时限制：</w:t>
       </w:r>
     </w:p>
     <w:p>
@@ -3257,7 +3343,7 @@
         <w:rPr>
           <w:rFonts w:ascii="Calibri" w:hAnsi="Calibri" w:eastAsia="宋体"/>
         </w:rPr>
-        <w:t>本实验中 loss 曲线虽然波动较大，但这是小 batch、小样本、数学推理任务下的正常现象。实验重点在于：</w:t>
+        <w:t>本实验中 loss 曲线虽然波动较大，但这是调试阶段小 batch、小样本、数学推理任务下的正常现象。若使用 4090D 24GB 正式配置，可通过全量数据、更大 micro batch 和更长序列长度提高 GPU 利用率，并降低单步 loss 的随机波动。实验重点在于：</w:t>
       </w:r>
     </w:p>
     <w:p>

--- a/report.docx
+++ b/report.docx
@@ -1770,9 +1770,9 @@
         <w:br/>
         <w:t xml:space="preserve">  --max_length 1024 \</w:t>
         <w:br/>
-        <w:t xml:space="preserve">  --batch_size 16 \</w:t>
+        <w:t xml:space="preserve">  --batch_size 8 \</w:t>
         <w:br/>
-        <w:t xml:space="preserve">  --gradient_accumulation_steps 1 \</w:t>
+        <w:t xml:space="preserve">  --gradient_accumulation_steps 2 \</w:t>
         <w:br/>
         <w:t xml:space="preserve">  --epochs 2 \</w:t>
         <w:br/>
@@ -1780,7 +1780,9 @@
         <w:br/>
         <w:t xml:space="preserve">  --alpha 64 \</w:t>
         <w:br/>
-        <w:t xml:space="preserve">  --lr 2e-5</w:t>
+        <w:t xml:space="preserve">  --lr 2e-5 \</w:t>
+        <w:br/>
+        <w:t xml:space="preserve">  --dtype bf16</w:t>
       </w:r>
     </w:p>
     <w:p>
@@ -2161,9 +2163,9 @@
         <w:br/>
         <w:t xml:space="preserve">  --max_length 1024 \</w:t>
         <w:br/>
-        <w:t xml:space="preserve">  --batch_size 8 \</w:t>
+        <w:t xml:space="preserve">  --batch_size 4 \</w:t>
         <w:br/>
-        <w:t xml:space="preserve">  --gradient_accumulation_steps 1 \</w:t>
+        <w:t xml:space="preserve">  --gradient_accumulation_steps 2 \</w:t>
         <w:br/>
         <w:t xml:space="preserve">  --epochs 2 \</w:t>
         <w:br/>
@@ -2173,7 +2175,9 @@
         <w:br/>
         <w:t xml:space="preserve">  --lr 1e-5 \</w:t>
         <w:br/>
-        <w:t xml:space="preserve">  --beta 0.1</w:t>
+        <w:t xml:space="preserve">  --beta 0.1 \</w:t>
+        <w:br/>
+        <w:t xml:space="preserve">  --dtype bf16</w:t>
       </w:r>
     </w:p>
     <w:p>
@@ -3343,7 +3347,7 @@
         <w:rPr>
           <w:rFonts w:ascii="Calibri" w:hAnsi="Calibri" w:eastAsia="宋体"/>
         </w:rPr>
-        <w:t>本实验中 loss 曲线虽然波动较大，但这是调试阶段小 batch、小样本、数学推理任务下的正常现象。若使用 4090D 24GB 正式配置，可通过全量数据、更大 micro batch 和更长序列长度提高 GPU 利用率，并降低单步 loss 的随机波动。实验重点在于：</w:t>
+        <w:t>本实验中 loss 曲线虽然波动较大，但这是调试阶段小 batch、小样本、数学推理任务下的正常现象。若使用 4090D 24GB 正式配置，可通过全量数据、bf16、gradient checkpointing 和更大的有效 batch 提高 GPU 利用率，并降低单步 loss 的随机波动。实验重点在于：</w:t>
       </w:r>
     </w:p>
     <w:p>

--- a/report.docx
+++ b/report.docx
@@ -148,7 +148,7 @@
         <w:rPr>
           <w:rFonts w:ascii="Calibri" w:hAnsi="Calibri" w:eastAsia="宋体"/>
         </w:rPr>
-        <w:t>在 100 对偏好样本上完成完整 DPO 小规模训练。</w:t>
+        <w:t>在 RTX 4090D 24GB 上完成全量 SFT 与完整 DPO 训练。</w:t>
       </w:r>
     </w:p>
     <w:p>
@@ -455,7 +455,7 @@
                 <w:rFonts w:ascii="Calibri" w:hAnsi="Calibri" w:eastAsia="宋体"/>
                 <w:sz w:val="21"/>
               </w:rPr>
-              <w:t>300</w:t>
+              <w:t>全量数据，2 epochs</w:t>
             </w:r>
           </w:p>
         </w:tc>
@@ -497,7 +497,7 @@
                 <w:rFonts w:ascii="Calibri" w:hAnsi="Calibri" w:eastAsia="宋体"/>
                 <w:sz w:val="21"/>
               </w:rPr>
-              <w:t>100 pairs</w:t>
+              <w:t>全量偏好对，2 epochs</w:t>
             </w:r>
           </w:p>
         </w:tc>
@@ -637,7 +637,7 @@
                 <w:rFonts w:ascii="Calibri" w:hAnsi="Calibri" w:eastAsia="宋体"/>
                 <w:sz w:val="21"/>
               </w:rPr>
-              <w:t>8</w:t>
+              <w:t>32</w:t>
             </w:r>
           </w:p>
         </w:tc>
@@ -679,7 +679,7 @@
                 <w:rFonts w:ascii="Calibri" w:hAnsi="Calibri" w:eastAsia="宋体"/>
                 <w:sz w:val="21"/>
               </w:rPr>
-              <w:t>16</w:t>
+              <w:t>64</w:t>
             </w:r>
           </w:p>
         </w:tc>
@@ -721,7 +721,7 @@
                 <w:rFonts w:ascii="Calibri" w:hAnsi="Calibri" w:eastAsia="宋体"/>
                 <w:sz w:val="21"/>
               </w:rPr>
-              <w:t>540,672 / 494,573,440</w:t>
+              <w:t>2,162,688 / 496,195,456</w:t>
             </w:r>
           </w:p>
         </w:tc>
@@ -763,7 +763,7 @@
                 <w:rFonts w:ascii="Calibri" w:hAnsi="Calibri" w:eastAsia="宋体"/>
                 <w:sz w:val="21"/>
               </w:rPr>
-              <w:t>0.11%</w:t>
+              <w:t>0.44%</w:t>
             </w:r>
           </w:p>
         </w:tc>
@@ -1251,7 +1251,7 @@
         <w:rPr>
           <w:rFonts w:ascii="Calibri" w:hAnsi="Calibri" w:eastAsia="宋体"/>
         </w:rPr>
-        <w:t xml:space="preserve">当前报告曲线来自调试阶段的 300 条 </w:t>
+        <w:t xml:space="preserve">当前报告曲线来自 RTX 4090D 24GB 上的正式 SFT 训练。训练使用全量 </w:t>
       </w:r>
       <w:r>
         <w:rPr>
@@ -1263,7 +1263,29 @@
         <w:rPr>
           <w:rFonts w:ascii="Calibri" w:hAnsi="Calibri" w:eastAsia="宋体"/>
         </w:rPr>
-        <w:t xml:space="preserve"> 样本，训练参数如下：</w:t>
+        <w:t xml:space="preserve"> 数据，不再额外抽样，训练参数如下：</w:t>
+      </w:r>
+    </w:p>
+    <w:p>
+      <w:pPr>
+        <w:spacing w:before="60" w:after="100"/>
+        <w:ind w:left="259" w:right="259"/>
+        <w:shd w:fill="F8FAFC"/>
+      </w:pPr>
+      <w:r>
+        <w:rPr>
+          <w:rFonts w:ascii="Menlo" w:hAnsi="Menlo" w:eastAsia="宋体"/>
+          <w:sz w:val="16"/>
+        </w:rPr>
+        <w:t>scripts/run_4090_24g_training.sh sft</w:t>
+      </w:r>
+    </w:p>
+    <w:p>
+      <w:r>
+        <w:rPr>
+          <w:rFonts w:ascii="Calibri" w:hAnsi="Calibri" w:eastAsia="宋体"/>
+        </w:rPr>
+        <w:t>该脚本展开后的关键配置为：</w:t>
       </w:r>
     </w:p>
     <w:p>
@@ -1283,19 +1305,21 @@
         <w:br/>
         <w:t xml:space="preserve">  --data_file data/math_step_dpo_train.parquet \</w:t>
         <w:br/>
-        <w:t xml:space="preserve">  --samples 300 \</w:t>
+        <w:t xml:space="preserve">  --max_length 1024 \</w:t>
         <w:br/>
-        <w:t xml:space="preserve">  --max_length 512 \</w:t>
+        <w:t xml:space="preserve">  --batch_size 8 \</w:t>
         <w:br/>
-        <w:t xml:space="preserve">  --batch_size 1 \</w:t>
+        <w:t xml:space="preserve">  --gradient_accumulation_steps 2 \</w:t>
         <w:br/>
-        <w:t xml:space="preserve">  --gradient_accumulation_steps 8 \</w:t>
+        <w:t xml:space="preserve">  --epochs 2 \</w:t>
         <w:br/>
-        <w:t xml:space="preserve">  --epochs 1 \</w:t>
+        <w:t xml:space="preserve">  --rank 32 \</w:t>
         <w:br/>
-        <w:t xml:space="preserve">  --rank 8 \</w:t>
+        <w:t xml:space="preserve">  --alpha 64 \</w:t>
         <w:br/>
-        <w:t xml:space="preserve">  --alpha 16</w:t>
+        <w:t xml:space="preserve">  --lr 2e-5 \</w:t>
+        <w:br/>
+        <w:t xml:space="preserve">  --dtype bf16</w:t>
       </w:r>
     </w:p>
     <w:p>
@@ -1392,7 +1416,7 @@
                 <w:rFonts w:ascii="Calibri" w:hAnsi="Calibri" w:eastAsia="宋体"/>
                 <w:sz w:val="21"/>
               </w:rPr>
-              <w:t>训练样本数</w:t>
+              <w:t>训练轮数</w:t>
             </w:r>
           </w:p>
         </w:tc>
@@ -1412,7 +1436,91 @@
                 <w:rFonts w:ascii="Calibri" w:hAnsi="Calibri" w:eastAsia="宋体"/>
                 <w:sz w:val="21"/>
               </w:rPr>
-              <w:t>300</w:t>
+              <w:t>2 epochs</w:t>
+            </w:r>
+          </w:p>
+        </w:tc>
+      </w:tr>
+      <w:tr>
+        <w:tc>
+          <w:tcPr>
+            <w:tcW w:type="dxa" w:w="5083"/>
+          </w:tcPr>
+          <w:p>
+            <w:r>
+              <w:rPr>
+                <w:rFonts w:ascii="Calibri" w:hAnsi="Calibri" w:eastAsia="宋体"/>
+                <w:sz w:val="21"/>
+              </w:rPr>
+            </w:r>
+            <w:r>
+              <w:rPr>
+                <w:rFonts w:ascii="Calibri" w:hAnsi="Calibri" w:eastAsia="宋体"/>
+                <w:sz w:val="21"/>
+              </w:rPr>
+              <w:t>训练步数</w:t>
+            </w:r>
+          </w:p>
+        </w:tc>
+        <w:tc>
+          <w:tcPr>
+            <w:tcW w:type="dxa" w:w="5083"/>
+          </w:tcPr>
+          <w:p>
+            <w:r>
+              <w:rPr>
+                <w:rFonts w:ascii="Calibri" w:hAnsi="Calibri" w:eastAsia="宋体"/>
+                <w:sz w:val="21"/>
+              </w:rPr>
+            </w:r>
+            <w:r>
+              <w:rPr>
+                <w:rFonts w:ascii="Calibri" w:hAnsi="Calibri" w:eastAsia="宋体"/>
+                <w:sz w:val="21"/>
+              </w:rPr>
+              <w:t>2700 steps</w:t>
+            </w:r>
+          </w:p>
+        </w:tc>
+      </w:tr>
+      <w:tr>
+        <w:tc>
+          <w:tcPr>
+            <w:tcW w:type="dxa" w:w="5083"/>
+          </w:tcPr>
+          <w:p>
+            <w:r>
+              <w:rPr>
+                <w:rFonts w:ascii="Calibri" w:hAnsi="Calibri" w:eastAsia="宋体"/>
+                <w:sz w:val="21"/>
+              </w:rPr>
+            </w:r>
+            <w:r>
+              <w:rPr>
+                <w:rFonts w:ascii="Calibri" w:hAnsi="Calibri" w:eastAsia="宋体"/>
+                <w:sz w:val="21"/>
+              </w:rPr>
+              <w:t>每轮步数</w:t>
+            </w:r>
+          </w:p>
+        </w:tc>
+        <w:tc>
+          <w:tcPr>
+            <w:tcW w:type="dxa" w:w="5083"/>
+          </w:tcPr>
+          <w:p>
+            <w:r>
+              <w:rPr>
+                <w:rFonts w:ascii="Calibri" w:hAnsi="Calibri" w:eastAsia="宋体"/>
+                <w:sz w:val="21"/>
+              </w:rPr>
+            </w:r>
+            <w:r>
+              <w:rPr>
+                <w:rFonts w:ascii="Calibri" w:hAnsi="Calibri" w:eastAsia="宋体"/>
+                <w:sz w:val="21"/>
+              </w:rPr>
+              <w:t>1350 steps</w:t>
             </w:r>
           </w:p>
         </w:tc>
@@ -1454,7 +1562,7 @@
                 <w:rFonts w:ascii="Calibri" w:hAnsi="Calibri" w:eastAsia="宋体"/>
                 <w:sz w:val="21"/>
               </w:rPr>
-              <w:t>540,672</w:t>
+              <w:t>2,162,688</w:t>
             </w:r>
           </w:p>
         </w:tc>
@@ -1496,7 +1604,7 @@
                 <w:rFonts w:ascii="Calibri" w:hAnsi="Calibri" w:eastAsia="宋体"/>
                 <w:sz w:val="21"/>
               </w:rPr>
-              <w:t>494,573,440</w:t>
+              <w:t>496,195,456</w:t>
             </w:r>
           </w:p>
         </w:tc>
@@ -1538,7 +1646,7 @@
                 <w:rFonts w:ascii="Calibri" w:hAnsi="Calibri" w:eastAsia="宋体"/>
                 <w:sz w:val="21"/>
               </w:rPr>
-              <w:t>0.11%</w:t>
+              <w:t>0.44%</w:t>
             </w:r>
           </w:p>
         </w:tc>
@@ -1580,7 +1688,49 @@
                 <w:rFonts w:ascii="Calibri" w:hAnsi="Calibri" w:eastAsia="宋体"/>
                 <w:sz w:val="21"/>
               </w:rPr>
-              <w:t>0.7964</w:t>
+              <w:t>1.2732</w:t>
+            </w:r>
+          </w:p>
+        </w:tc>
+      </w:tr>
+      <w:tr>
+        <w:tc>
+          <w:tcPr>
+            <w:tcW w:type="dxa" w:w="5083"/>
+          </w:tcPr>
+          <w:p>
+            <w:r>
+              <w:rPr>
+                <w:rFonts w:ascii="Calibri" w:hAnsi="Calibri" w:eastAsia="宋体"/>
+                <w:sz w:val="21"/>
+              </w:rPr>
+            </w:r>
+            <w:r>
+              <w:rPr>
+                <w:rFonts w:ascii="Calibri" w:hAnsi="Calibri" w:eastAsia="宋体"/>
+                <w:sz w:val="21"/>
+              </w:rPr>
+              <w:t>训练耗时</w:t>
+            </w:r>
+          </w:p>
+        </w:tc>
+        <w:tc>
+          <w:tcPr>
+            <w:tcW w:type="dxa" w:w="5083"/>
+          </w:tcPr>
+          <w:p>
+            <w:r>
+              <w:rPr>
+                <w:rFonts w:ascii="Calibri" w:hAnsi="Calibri" w:eastAsia="宋体"/>
+                <w:sz w:val="21"/>
+              </w:rPr>
+            </w:r>
+            <w:r>
+              <w:rPr>
+                <w:rFonts w:ascii="Calibri" w:hAnsi="Calibri" w:eastAsia="宋体"/>
+                <w:sz w:val="21"/>
+              </w:rPr>
+              <w:t>约 6 分 22 秒</w:t>
             </w:r>
           </w:p>
         </w:tc>
@@ -1663,25 +1813,13 @@
         <w:rPr>
           <w:b/>
         </w:rPr>
-        <w:t>batch size 很小</w:t>
+        <w:t>逐步 loss 按 micro batch 记录</w:t>
       </w:r>
       <w:r>
         <w:rPr>
           <w:rFonts w:ascii="Calibri" w:hAnsi="Calibri" w:eastAsia="宋体"/>
         </w:rPr>
-        <w:t xml:space="preserve">：本实验使用 </w:t>
-      </w:r>
-      <w:r>
-        <w:rPr>
-          <w:rFonts w:ascii="Menlo" w:hAnsi="Menlo" w:eastAsia="宋体"/>
-        </w:rPr>
-        <w:t>batch_size=1</w:t>
-      </w:r>
-      <w:r>
-        <w:rPr>
-          <w:rFonts w:ascii="Calibri" w:hAnsi="Calibri" w:eastAsia="宋体"/>
-        </w:rPr>
-        <w:t>，每一步 loss 只对应单条样本，随机性很强。</w:t>
+        <w:t>：虽然有效 batch 通过梯度累积变大，但日志中的原始 loss 仍按每个 micro batch 记录，因此单点噪声明显。</w:t>
       </w:r>
     </w:p>
     <w:p>
@@ -1709,13 +1847,13 @@
         <w:rPr>
           <w:b/>
         </w:rPr>
-        <w:t>样本量较小</w:t>
+        <w:t>样本文本长度差异较大</w:t>
       </w:r>
       <w:r>
         <w:rPr>
           <w:rFonts w:ascii="Calibri" w:hAnsi="Calibri" w:eastAsia="宋体"/>
         </w:rPr>
-        <w:t>：SFT 只训练 300 条样本，目标是验证流程正确，而不是充分收敛。</w:t>
+        <w:t>：同样的 batch size 下，不同样本包含的有效 token 数不同，loss 的可比性会受到影响。</w:t>
       </w:r>
     </w:p>
     <w:p>
@@ -1740,49 +1878,7 @@
         <w:rPr>
           <w:rFonts w:ascii="Calibri" w:hAnsi="Calibri" w:eastAsia="宋体"/>
         </w:rPr>
-        <w:t>因此，loss 曲线不需要像大规模训练那样平滑下降。这个实验更重要的是证明 LoRA 参数能训练、loss 能正常计算、adapter 能保存，并且后续 DPO 验证结果符合预期。</w:t>
-      </w:r>
-    </w:p>
-    <w:p>
-      <w:r>
-        <w:rPr>
-          <w:rFonts w:ascii="Calibri" w:hAnsi="Calibri" w:eastAsia="宋体"/>
-        </w:rPr>
-        <w:t>如果按 RTX 4090D 24GB 显存进行正式重跑，项目中的默认参数已调整为全量数据与更高 micro batch。推荐命令如下：</w:t>
-      </w:r>
-    </w:p>
-    <w:p>
-      <w:pPr>
-        <w:spacing w:before="60" w:after="100"/>
-        <w:ind w:left="259" w:right="259"/>
-        <w:shd w:fill="F8FAFC"/>
-      </w:pPr>
-      <w:r>
-        <w:rPr>
-          <w:rFonts w:ascii="Menlo" w:hAnsi="Menlo" w:eastAsia="宋体"/>
-          <w:sz w:val="16"/>
-        </w:rPr>
-        <w:t>/root/miniconda3/bin/python -m src.train_sft \</w:t>
-        <w:br/>
-        <w:t xml:space="preserve">  --model Qwen/Qwen2.5-0.5B-Instruct \</w:t>
-        <w:br/>
-        <w:t xml:space="preserve">  --data_file data/math_step_dpo_train.parquet \</w:t>
-        <w:br/>
-        <w:t xml:space="preserve">  --max_length 1024 \</w:t>
-        <w:br/>
-        <w:t xml:space="preserve">  --batch_size 8 \</w:t>
-        <w:br/>
-        <w:t xml:space="preserve">  --gradient_accumulation_steps 2 \</w:t>
-        <w:br/>
-        <w:t xml:space="preserve">  --epochs 2 \</w:t>
-        <w:br/>
-        <w:t xml:space="preserve">  --rank 32 \</w:t>
-        <w:br/>
-        <w:t xml:space="preserve">  --alpha 64 \</w:t>
-        <w:br/>
-        <w:t xml:space="preserve">  --lr 2e-5 \</w:t>
-        <w:br/>
-        <w:t xml:space="preserve">  --dtype bf16</w:t>
+        <w:t>因此，loss 曲线不需要像大规模稳定预训练那样单调下降。本实验更重要的是证明 LoRA 参数能训练、loss 能正常计算、adapter 能保存，并且后续 DPO 验证结果符合预期。</w:t>
       </w:r>
     </w:p>
     <w:p>
@@ -1885,7 +1981,29 @@
         <w:rPr>
           <w:rFonts w:ascii="Calibri" w:hAnsi="Calibri" w:eastAsia="宋体"/>
         </w:rPr>
-        <w:t>当前报告曲线来自调试阶段的 100 对偏好样本，DPO 训练命令：</w:t>
+        <w:t>当前报告曲线来自正式 DPO 训练。DPO 训练使用 SFT adapter 初始化 policy model，并使用同一基础模型作为 reference model。训练命令如下：</w:t>
+      </w:r>
+    </w:p>
+    <w:p>
+      <w:pPr>
+        <w:spacing w:before="60" w:after="100"/>
+        <w:ind w:left="259" w:right="259"/>
+        <w:shd w:fill="F8FAFC"/>
+      </w:pPr>
+      <w:r>
+        <w:rPr>
+          <w:rFonts w:ascii="Menlo" w:hAnsi="Menlo" w:eastAsia="宋体"/>
+          <w:sz w:val="16"/>
+        </w:rPr>
+        <w:t>scripts/run_4090_24g_training.sh dpo</w:t>
+      </w:r>
+    </w:p>
+    <w:p>
+      <w:r>
+        <w:rPr>
+          <w:rFonts w:ascii="Calibri" w:hAnsi="Calibri" w:eastAsia="宋体"/>
+        </w:rPr>
+        <w:t>该脚本展开后的关键配置为：</w:t>
       </w:r>
     </w:p>
     <w:p>
@@ -1909,23 +2027,23 @@
         <w:br/>
         <w:t xml:space="preserve">  --data_file data/math_step_dpo_train.parquet \</w:t>
         <w:br/>
-        <w:t xml:space="preserve">  --samples 100 \</w:t>
+        <w:t xml:space="preserve">  --max_length 1024 \</w:t>
         <w:br/>
-        <w:t xml:space="preserve">  --max_length 512 \</w:t>
+        <w:t xml:space="preserve">  --batch_size 4 \</w:t>
         <w:br/>
-        <w:t xml:space="preserve">  --batch_size 1 \</w:t>
+        <w:t xml:space="preserve">  --gradient_accumulation_steps 2 \</w:t>
         <w:br/>
-        <w:t xml:space="preserve">  --gradient_accumulation_steps 4 \</w:t>
+        <w:t xml:space="preserve">  --epochs 2 \</w:t>
         <w:br/>
-        <w:t xml:space="preserve">  --epochs 1 \</w:t>
+        <w:t xml:space="preserve">  --rank 32 \</w:t>
         <w:br/>
-        <w:t xml:space="preserve">  --rank 8 \</w:t>
-        <w:br/>
-        <w:t xml:space="preserve">  --alpha 16 \</w:t>
+        <w:t xml:space="preserve">  --alpha 64 \</w:t>
         <w:br/>
         <w:t xml:space="preserve">  --lr 1e-5 \</w:t>
         <w:br/>
-        <w:t xml:space="preserve">  --beta 0.1</w:t>
+        <w:t xml:space="preserve">  --beta 0.1 \</w:t>
+        <w:br/>
+        <w:t xml:space="preserve">  --dtype bf16</w:t>
       </w:r>
     </w:p>
     <w:p>
@@ -2022,7 +2140,7 @@
                 <w:rFonts w:ascii="Calibri" w:hAnsi="Calibri" w:eastAsia="宋体"/>
                 <w:sz w:val="21"/>
               </w:rPr>
-              <w:t>DPO 偏好样本数</w:t>
+              <w:t>训练轮数</w:t>
             </w:r>
           </w:p>
         </w:tc>
@@ -2042,7 +2160,133 @@
                 <w:rFonts w:ascii="Calibri" w:hAnsi="Calibri" w:eastAsia="宋体"/>
                 <w:sz w:val="21"/>
               </w:rPr>
-              <w:t>100 pairs</w:t>
+              <w:t>2 epochs</w:t>
+            </w:r>
+          </w:p>
+        </w:tc>
+      </w:tr>
+      <w:tr>
+        <w:tc>
+          <w:tcPr>
+            <w:tcW w:type="dxa" w:w="5083"/>
+          </w:tcPr>
+          <w:p>
+            <w:r>
+              <w:rPr>
+                <w:rFonts w:ascii="Calibri" w:hAnsi="Calibri" w:eastAsia="宋体"/>
+                <w:sz w:val="21"/>
+              </w:rPr>
+            </w:r>
+            <w:r>
+              <w:rPr>
+                <w:rFonts w:ascii="Calibri" w:hAnsi="Calibri" w:eastAsia="宋体"/>
+                <w:sz w:val="21"/>
+              </w:rPr>
+              <w:t>训练步数</w:t>
+            </w:r>
+          </w:p>
+        </w:tc>
+        <w:tc>
+          <w:tcPr>
+            <w:tcW w:type="dxa" w:w="5083"/>
+          </w:tcPr>
+          <w:p>
+            <w:r>
+              <w:rPr>
+                <w:rFonts w:ascii="Calibri" w:hAnsi="Calibri" w:eastAsia="宋体"/>
+                <w:sz w:val="21"/>
+              </w:rPr>
+            </w:r>
+            <w:r>
+              <w:rPr>
+                <w:rFonts w:ascii="Calibri" w:hAnsi="Calibri" w:eastAsia="宋体"/>
+                <w:sz w:val="21"/>
+              </w:rPr>
+              <w:t>5398 steps</w:t>
+            </w:r>
+          </w:p>
+        </w:tc>
+      </w:tr>
+      <w:tr>
+        <w:tc>
+          <w:tcPr>
+            <w:tcW w:type="dxa" w:w="5083"/>
+          </w:tcPr>
+          <w:p>
+            <w:r>
+              <w:rPr>
+                <w:rFonts w:ascii="Calibri" w:hAnsi="Calibri" w:eastAsia="宋体"/>
+                <w:sz w:val="21"/>
+              </w:rPr>
+            </w:r>
+            <w:r>
+              <w:rPr>
+                <w:rFonts w:ascii="Calibri" w:hAnsi="Calibri" w:eastAsia="宋体"/>
+                <w:sz w:val="21"/>
+              </w:rPr>
+              <w:t>每轮步数</w:t>
+            </w:r>
+          </w:p>
+        </w:tc>
+        <w:tc>
+          <w:tcPr>
+            <w:tcW w:type="dxa" w:w="5083"/>
+          </w:tcPr>
+          <w:p>
+            <w:r>
+              <w:rPr>
+                <w:rFonts w:ascii="Calibri" w:hAnsi="Calibri" w:eastAsia="宋体"/>
+                <w:sz w:val="21"/>
+              </w:rPr>
+            </w:r>
+            <w:r>
+              <w:rPr>
+                <w:rFonts w:ascii="Calibri" w:hAnsi="Calibri" w:eastAsia="宋体"/>
+                <w:sz w:val="21"/>
+              </w:rPr>
+              <w:t>2699 steps</w:t>
+            </w:r>
+          </w:p>
+        </w:tc>
+      </w:tr>
+      <w:tr>
+        <w:tc>
+          <w:tcPr>
+            <w:tcW w:type="dxa" w:w="5083"/>
+          </w:tcPr>
+          <w:p>
+            <w:r>
+              <w:rPr>
+                <w:rFonts w:ascii="Calibri" w:hAnsi="Calibri" w:eastAsia="宋体"/>
+                <w:sz w:val="21"/>
+              </w:rPr>
+            </w:r>
+            <w:r>
+              <w:rPr>
+                <w:rFonts w:ascii="Calibri" w:hAnsi="Calibri" w:eastAsia="宋体"/>
+                <w:sz w:val="21"/>
+              </w:rPr>
+              <w:t>DPO 最终 loss</w:t>
+            </w:r>
+          </w:p>
+        </w:tc>
+        <w:tc>
+          <w:tcPr>
+            <w:tcW w:type="dxa" w:w="5083"/>
+          </w:tcPr>
+          <w:p>
+            <w:r>
+              <w:rPr>
+                <w:rFonts w:ascii="Calibri" w:hAnsi="Calibri" w:eastAsia="宋体"/>
+                <w:sz w:val="21"/>
+              </w:rPr>
+            </w:r>
+            <w:r>
+              <w:rPr>
+                <w:rFonts w:ascii="Calibri" w:hAnsi="Calibri" w:eastAsia="宋体"/>
+                <w:sz w:val="21"/>
+              </w:rPr>
+              <w:t>0.2812</w:t>
             </w:r>
           </w:p>
         </w:tc>
@@ -2084,102 +2328,12 @@
                 <w:rFonts w:ascii="Calibri" w:hAnsi="Calibri" w:eastAsia="宋体"/>
                 <w:sz w:val="21"/>
               </w:rPr>
-              <w:t>约 29 秒</w:t>
-            </w:r>
-          </w:p>
-        </w:tc>
-      </w:tr>
-      <w:tr>
-        <w:tc>
-          <w:tcPr>
-            <w:tcW w:type="dxa" w:w="5083"/>
-          </w:tcPr>
-          <w:p>
-            <w:r>
-              <w:rPr>
-                <w:rFonts w:ascii="Calibri" w:hAnsi="Calibri" w:eastAsia="宋体"/>
-                <w:sz w:val="21"/>
-              </w:rPr>
-            </w:r>
-            <w:r>
-              <w:rPr>
-                <w:rFonts w:ascii="Calibri" w:hAnsi="Calibri" w:eastAsia="宋体"/>
-                <w:sz w:val="21"/>
-              </w:rPr>
-              <w:t>DPO 最终 loss</w:t>
-            </w:r>
-          </w:p>
-        </w:tc>
-        <w:tc>
-          <w:tcPr>
-            <w:tcW w:type="dxa" w:w="5083"/>
-          </w:tcPr>
-          <w:p>
-            <w:r>
-              <w:rPr>
-                <w:rFonts w:ascii="Calibri" w:hAnsi="Calibri" w:eastAsia="宋体"/>
-                <w:sz w:val="21"/>
-              </w:rPr>
-            </w:r>
-            <w:r>
-              <w:rPr>
-                <w:rFonts w:ascii="Calibri" w:hAnsi="Calibri" w:eastAsia="宋体"/>
-                <w:sz w:val="21"/>
-              </w:rPr>
-              <w:t>0.6822</w:t>
+              <w:t>约 22 分 59 秒</w:t>
             </w:r>
           </w:p>
         </w:tc>
       </w:tr>
     </w:tbl>
-    <w:p>
-      <w:r>
-        <w:rPr>
-          <w:rFonts w:ascii="Calibri" w:hAnsi="Calibri" w:eastAsia="宋体"/>
-        </w:rPr>
-        <w:t>如果按 RTX 4090D 24GB 显存进行正式 DPO 重跑，推荐使用全量偏好数据和更高 micro batch：</w:t>
-      </w:r>
-    </w:p>
-    <w:p>
-      <w:pPr>
-        <w:spacing w:before="60" w:after="100"/>
-        <w:ind w:left="259" w:right="259"/>
-        <w:shd w:fill="F8FAFC"/>
-      </w:pPr>
-      <w:r>
-        <w:rPr>
-          <w:rFonts w:ascii="Menlo" w:hAnsi="Menlo" w:eastAsia="宋体"/>
-          <w:sz w:val="16"/>
-        </w:rPr>
-        <w:t>/root/miniconda3/bin/python -m src.train_dpo \</w:t>
-        <w:br/>
-        <w:t xml:space="preserve">  --model Qwen/Qwen2.5-0.5B-Instruct \</w:t>
-        <w:br/>
-        <w:t xml:space="preserve">  --init_adapter_dir outputs/sft_lora \</w:t>
-        <w:br/>
-        <w:t xml:space="preserve">  --output_dir outputs/dpo_lora \</w:t>
-        <w:br/>
-        <w:t xml:space="preserve">  --data_file data/math_step_dpo_train.parquet \</w:t>
-        <w:br/>
-        <w:t xml:space="preserve">  --max_length 1024 \</w:t>
-        <w:br/>
-        <w:t xml:space="preserve">  --batch_size 4 \</w:t>
-        <w:br/>
-        <w:t xml:space="preserve">  --gradient_accumulation_steps 2 \</w:t>
-        <w:br/>
-        <w:t xml:space="preserve">  --epochs 2 \</w:t>
-        <w:br/>
-        <w:t xml:space="preserve">  --rank 32 \</w:t>
-        <w:br/>
-        <w:t xml:space="preserve">  --alpha 64 \</w:t>
-        <w:br/>
-        <w:t xml:space="preserve">  --lr 1e-5 \</w:t>
-        <w:br/>
-        <w:t xml:space="preserve">  --beta 0.1 \</w:t>
-        <w:br/>
-        <w:t xml:space="preserve">  --dtype bf16</w:t>
-      </w:r>
-    </w:p>
     <w:p>
       <w:pPr>
         <w:pStyle w:val="Heading2"/>
@@ -2346,11 +2500,13 @@
           <w:rFonts w:ascii="Menlo" w:hAnsi="Menlo" w:eastAsia="宋体"/>
           <w:sz w:val="16"/>
         </w:rPr>
-        <w:t>DPO normal loss: 0.532641</w:t>
+        <w:t>DPO normal loss: 0.498047</w:t>
         <w:br/>
-        <w:t>DPO swapped loss: 1.022753</w:t>
+        <w:t>DPO swapped loss: 1.328125</w:t>
         <w:br/>
-        <w:t>Batch size: 16</w:t>
+        <w:t>Batch size: 64</w:t>
+        <w:br/>
+        <w:t>Micro batch size: 4</w:t>
       </w:r>
     </w:p>
     <w:tbl>
@@ -2459,7 +2615,7 @@
                 <w:rFonts w:ascii="Calibri" w:hAnsi="Calibri" w:eastAsia="宋体"/>
                 <w:sz w:val="21"/>
               </w:rPr>
-              <w:t>0.532641</w:t>
+              <w:t>0.498047</w:t>
             </w:r>
           </w:p>
         </w:tc>
@@ -2501,7 +2657,7 @@
                 <w:rFonts w:ascii="Calibri" w:hAnsi="Calibri" w:eastAsia="宋体"/>
                 <w:sz w:val="21"/>
               </w:rPr>
-              <w:t>1.022753</w:t>
+              <w:t>1.328125</w:t>
             </w:r>
           </w:p>
         </w:tc>
@@ -2543,7 +2699,49 @@
                 <w:rFonts w:ascii="Calibri" w:hAnsi="Calibri" w:eastAsia="宋体"/>
                 <w:sz w:val="21"/>
               </w:rPr>
-              <w:t>16</w:t>
+              <w:t>64</w:t>
+            </w:r>
+          </w:p>
+        </w:tc>
+      </w:tr>
+      <w:tr>
+        <w:tc>
+          <w:tcPr>
+            <w:tcW w:type="dxa" w:w="5083"/>
+          </w:tcPr>
+          <w:p>
+            <w:r>
+              <w:rPr>
+                <w:rFonts w:ascii="Calibri" w:hAnsi="Calibri" w:eastAsia="宋体"/>
+                <w:sz w:val="21"/>
+              </w:rPr>
+            </w:r>
+            <w:r>
+              <w:rPr>
+                <w:rFonts w:ascii="Calibri" w:hAnsi="Calibri" w:eastAsia="宋体"/>
+                <w:sz w:val="21"/>
+              </w:rPr>
+              <w:t>Micro batch size</w:t>
+            </w:r>
+          </w:p>
+        </w:tc>
+        <w:tc>
+          <w:tcPr>
+            <w:tcW w:type="dxa" w:w="5083"/>
+          </w:tcPr>
+          <w:p>
+            <w:r>
+              <w:rPr>
+                <w:rFonts w:ascii="Calibri" w:hAnsi="Calibri" w:eastAsia="宋体"/>
+                <w:sz w:val="21"/>
+              </w:rPr>
+            </w:r>
+            <w:r>
+              <w:rPr>
+                <w:rFonts w:ascii="Calibri" w:hAnsi="Calibri" w:eastAsia="宋体"/>
+                <w:sz w:val="21"/>
+              </w:rPr>
+              <w:t>4</w:t>
             </w:r>
           </w:p>
         </w:tc>
@@ -2570,7 +2768,7 @@
         </w:rPr>
         <w:t>normal loss &lt; swapped loss</w:t>
         <w:br/>
-        <w:t>0.532641 &lt; 1.022753</w:t>
+        <w:t>0.498047 &lt; 1.328125</w:t>
       </w:r>
     </w:p>
     <w:p>
@@ -2642,7 +2840,7 @@
           <w:rFonts w:ascii="Menlo" w:hAnsi="Menlo" w:eastAsia="宋体"/>
           <w:sz w:val="16"/>
         </w:rPr>
-        <w:t>If 3x + 5 = 20, what is x? Show the steps.</w:t>
+        <w:t>Solve the equation 4(2x - 3) + 5 = 3x + 17. Show each algebra step and give the final value of x.</w:t>
       </w:r>
     </w:p>
     <w:p>
@@ -2664,9 +2862,9 @@
           <w:rFonts w:ascii="Menlo" w:hAnsi="Menlo" w:eastAsia="宋体"/>
           <w:sz w:val="16"/>
         </w:rPr>
-        <w:t>To solve for x in 3x + 5 = 20, subtract 5 from both sides, get 3x = 15,</w:t>
+        <w:t>The base model correctly distributes 4, combines like terms, isolates x,</w:t>
         <w:br/>
-        <w:t>then divide both sides by ...</w:t>
+        <w:t>and gives x = 24/5.</w:t>
       </w:r>
     </w:p>
     <w:p>
@@ -2674,7 +2872,7 @@
         <w:rPr>
           <w:b/>
         </w:rPr>
-        <w:t>Fine-tuned Model 输出摘要</w:t>
+        <w:t>DPO-LoRA 输出摘要</w:t>
       </w:r>
     </w:p>
     <w:p>
@@ -2688,9 +2886,9 @@
           <w:rFonts w:ascii="Menlo" w:hAnsi="Menlo" w:eastAsia="宋体"/>
           <w:sz w:val="16"/>
         </w:rPr>
-        <w:t>To solve for x in 3x + 5 = 20, subtract 5 from both sides to move the</w:t>
+        <w:t>The DPO-LoRA model also gives x = 24/5, while keeping the intermediate</w:t>
         <w:br/>
-        <w:t>constant term to the right side, get 3x = 15, then divide both sides ...</w:t>
+        <w:t>algebra steps clear and ending with a boxed final answer.</w:t>
       </w:r>
     </w:p>
     <w:p>
@@ -2698,7 +2896,19 @@
         <w:rPr>
           <w:rFonts w:ascii="Calibri" w:hAnsi="Calibri" w:eastAsia="宋体"/>
         </w:rPr>
-        <w:t>两个模型都能给出基本正确的解题步骤，Fine-tuned 版本在表达上更贴近逐步推理格式。</w:t>
+        <w:t xml:space="preserve">两个模型都能给出正确答案。DPO-LoRA 版本保留了必要推理步骤，并更稳定地使用数学解答中常见的 </w:t>
+      </w:r>
+      <w:r>
+        <w:rPr>
+          <w:rFonts w:ascii="Menlo" w:hAnsi="Menlo" w:eastAsia="宋体"/>
+        </w:rPr>
+        <w:t>\boxed{}</w:t>
+      </w:r>
+      <w:r>
+        <w:rPr>
+          <w:rFonts w:ascii="Calibri" w:hAnsi="Calibri" w:eastAsia="宋体"/>
+        </w:rPr>
+        <w:t xml:space="preserve"> 最终答案格式。</w:t>
       </w:r>
     </w:p>
     <w:p>
@@ -2731,7 +2941,7 @@
           <w:rFonts w:ascii="Menlo" w:hAnsi="Menlo" w:eastAsia="宋体"/>
           <w:sz w:val="16"/>
         </w:rPr>
-        <w:t>A rectangle has length 12 and width 7. What is its area?</w:t>
+        <w:t>A store gives a 20% discount on a jacket. After the discount, the price is 96 dollars. What was the original price? Show the calculation.</w:t>
       </w:r>
     </w:p>
     <w:p>
@@ -2753,11 +2963,7 @@
           <w:rFonts w:ascii="Menlo" w:hAnsi="Menlo" w:eastAsia="宋体"/>
           <w:sz w:val="16"/>
         </w:rPr>
-        <w:t>Area = Length × Width</w:t>
-        <w:br/>
-        <w:t>Area = 12 × 7</w:t>
-        <w:br/>
-        <w:t>Area = 84</w:t>
+        <w:t>The base model sets 0.80P = 96 and solves P = 120.</w:t>
       </w:r>
     </w:p>
     <w:p>
@@ -2765,7 +2971,7 @@
         <w:rPr>
           <w:b/>
         </w:rPr>
-        <w:t>Fine-tuned Model 输出摘要</w:t>
+        <w:t>DPO-LoRA 输出摘要</w:t>
       </w:r>
     </w:p>
     <w:p>
@@ -2779,7 +2985,9 @@
           <w:rFonts w:ascii="Menlo" w:hAnsi="Menlo" w:eastAsia="宋体"/>
           <w:sz w:val="16"/>
         </w:rPr>
-        <w:t>The area would be 12 × 7 = 84. The answer is: 84</w:t>
+        <w:t>The DPO-LoRA model explains that the discounted price is 0.8P,</w:t>
+        <w:br/>
+        <w:t>then computes P = 96 / 0.8 = 120 and returns boxed 120.</w:t>
       </w:r>
     </w:p>
     <w:p>
@@ -2787,7 +2995,7 @@
         <w:rPr>
           <w:rFonts w:ascii="Calibri" w:hAnsi="Calibri" w:eastAsia="宋体"/>
         </w:rPr>
-        <w:t>Fine-tuned 模型输出更短，并直接给出答案。对于简单数学题，这种输出更接近最终解答形式。</w:t>
+        <w:t>在 4 个多步数学推理样例中，Base Model 与 DPO-LoRA 均能得到正确答案。DPO-LoRA 的主要变化体现在回答格式和表达风格上：它保留必要推理步骤，同时减少部分冗余说明，并更稳定地使用 boxed 形式给出最终答案。这说明后训练没有削弱基础数学推理能力，并使输出更接近偏好数据中的数学解答格式。</w:t>
       </w:r>
     </w:p>
     <w:p>
@@ -3242,7 +3450,7 @@
         <w:rPr>
           <w:rFonts w:ascii="Calibri" w:hAnsi="Calibri" w:eastAsia="宋体"/>
         </w:rPr>
-        <w:t>100 对 chosen/rejected 偏好样本进行小规模 DPO 训练。</w:t>
+        <w:t>全量 chosen/rejected 偏好样本进行 DPO 训练。</w:t>
       </w:r>
     </w:p>
     <w:p>
@@ -3272,9 +3480,9 @@
           <w:rFonts w:ascii="Menlo" w:hAnsi="Menlo" w:eastAsia="宋体"/>
           <w:sz w:val="16"/>
         </w:rPr>
-        <w:t>normal loss = 0.532641</w:t>
+        <w:t>normal loss = 0.498047</w:t>
         <w:br/>
-        <w:t>swapped loss = 1.022753</w:t>
+        <w:t>swapped loss = 1.328125</w:t>
       </w:r>
     </w:p>
     <w:p>
@@ -3317,7 +3525,7 @@
         <w:rPr>
           <w:rFonts w:ascii="Calibri" w:hAnsi="Calibri" w:eastAsia="宋体"/>
         </w:rPr>
-        <w:t>本实验运行在 RTX 4090D 24GB GPU 上，模型规模为 0.5B，LoRA 可训练参数比例仅 0.11%，因此调试阶段显存压力较低。训练时间也远低于实验要求中的 3 小时限制：</w:t>
+        <w:t>本实验运行在 RTX 4090D 24GB GPU 上，模型规模为 0.5B，LoRA 可训练参数比例为 0.44%。训练时间远低于实验要求中的 3 小时限制：</w:t>
       </w:r>
     </w:p>
     <w:p>
@@ -3328,7 +3536,7 @@
         <w:rPr>
           <w:rFonts w:ascii="Calibri" w:hAnsi="Calibri" w:eastAsia="宋体"/>
         </w:rPr>
-        <w:t>SFT 300 条样本约 40 秒。</w:t>
+        <w:t>SFT 全量数据 2 epochs 约 6 分 22 秒。</w:t>
       </w:r>
     </w:p>
     <w:p>
@@ -3339,7 +3547,7 @@
         <w:rPr>
           <w:rFonts w:ascii="Calibri" w:hAnsi="Calibri" w:eastAsia="宋体"/>
         </w:rPr>
-        <w:t>DPO 100 对样本约 29 秒。</w:t>
+        <w:t>DPO 全量偏好数据 2 epochs 约 22 分 59 秒。</w:t>
       </w:r>
     </w:p>
     <w:p>
@@ -3347,7 +3555,7 @@
         <w:rPr>
           <w:rFonts w:ascii="Calibri" w:hAnsi="Calibri" w:eastAsia="宋体"/>
         </w:rPr>
-        <w:t>本实验中 loss 曲线虽然波动较大，但这是调试阶段小 batch、小样本、数学推理任务下的正常现象。若使用 4090D 24GB 正式配置，可通过全量数据、bf16、gradient checkpointing 和更大的有效 batch 提高 GPU 利用率，并降低单步 loss 的随机波动。实验重点在于：</w:t>
+        <w:t>本实验中 loss 曲线虽然波动较大，但这是数学推理偏好数据、变长文本、micro batch 记录方式和样本难度差异共同造成的正常现象。通过 bf16、gradient checkpointing 和更大的有效 batch 可以提高 GPU 利用率，并降低平均趋势的随机波动。实验重点在于：</w:t>
       </w:r>
     </w:p>
     <w:p>
@@ -3469,6 +3677,8 @@
         <w:t>README.md</w:t>
         <w:br/>
         <w:t>report.md</w:t>
+        <w:br/>
+        <w:t>report.docx</w:t>
       </w:r>
     </w:p>
     <w:p>
